--- a/applications/Wartsila_Mechanical_Engineer_Gate_Rudder/Arunabha_Majumder_Wartsila_Cover_Letter.docx
+++ b/applications/Wartsila_Mechanical_Engineer_Gate_Rudder/Arunabha_Majumder_Wartsila_Cover_Letter.docx
@@ -149,7 +149,7 @@
           <w:b w:val="0"/>
           <w:i w:val="0"/>
         </w:rPr>
-        <w:t>My main project is a hybrid shoulder exoskeleton. Instead of a big motor, I designed it so a spring carries most of the arm load and a small 6 Nm motor adds the rest. It cut energy use by more than 25% and won the Best Paper Award at IFToMM ISRM 2026. I did the design in SolidWorks from hand sketches to drawings, 3D printed and rebuilt the parts many times, and integrated the motor, encoder and force sensors. I also built custom test rigs and an Arduino-based trigger to sync a 5-bar robot with Qualisys motion capture, so I am used to proving a design with real measurements and not just on paper.</w:t>
+        <w:t>My main project is a hybrid shoulder exoskeleton. Instead of a big motor, I designed it so a spring carries most of the arm load and a small 6 Nm motor adds the rest. It cut energy use by more than 25% and won the Best Paper Award at IFToMM ISRM 2026. I did the design in SolidWorks from hand sketches to drawings, 3D printed and rebuilt the parts many times, and integrated the motor, encoder and force sensors. I also built custom test rigs and implemented an Arduino-based trigger to sync a 5-bar robot with Qualisys motion capture, so I am used to proving a design with real measurements and not just on paper.</w:t>
       </w:r>
     </w:p>
     <w:p>
